--- a/public/temas/ejercicio-1/ESQUEMA TEMA 7.docx
+++ b/public/temas/ejercicio-1/ESQUEMA TEMA 7.docx
@@ -816,7 +816,7 @@
           <w:b/>
           <w:sz w:val="22"/>
         </w:rPr>
-        <w:t>RD 418/2015</w:t>
+        <w:t>Real Decreto 418/2015</w:t>
       </w:r>
       <w:r>
         <w:rPr>
@@ -838,7 +838,7 @@
           <w:b/>
           <w:sz w:val="22"/>
         </w:rPr>
-        <w:t>RD 1082/2025</w:t>
+        <w:t>Real Decreto 1082/2025</w:t>
       </w:r>
       <w:r>
         <w:rPr>
@@ -1081,7 +1081,7 @@
           <w:b/>
           <w:sz w:val="22"/>
         </w:rPr>
-        <w:t>RD 1082/2025</w:t>
+        <w:t>Real Decreto 1082/2025</w:t>
       </w:r>
       <w:r>
         <w:rPr>
@@ -1407,7 +1407,7 @@
           <w:rFonts w:ascii="Cambria" w:hAnsi="Cambria" w:cs="Cambria" w:eastAsia="Cambria"/>
           <w:sz w:val="22"/>
         </w:rPr>
-        <w:t xml:space="preserve">Flota a 31-12-2025: </w:t>
+        <w:t xml:space="preserve">Flota a 31 de diciembre de 2025: </w:t>
       </w:r>
       <w:r>
         <w:rPr>
@@ -1780,7 +1780,7 @@
           <w:rFonts w:ascii="Cambria" w:hAnsi="Cambria" w:cs="Cambria" w:eastAsia="Cambria"/>
           <w:sz w:val="22"/>
         </w:rPr>
-        <w:t>, modifica el RD 418/2015</w:t>
+        <w:t>, modifica el Real Decreto 418/2015</w:t>
       </w:r>
     </w:p>
     <w:p>
@@ -3056,7 +3056,7 @@
           <w:b/>
           <w:sz w:val="22"/>
         </w:rPr>
-        <w:t>RD 1082/2025</w:t>
+        <w:t>Real Decreto 1082/2025</w:t>
       </w:r>
       <w:r>
         <w:rPr>
